--- a/docs/factsheets/f-type1type2error.docx
+++ b/docs/factsheets/f-type1type2error.docx
@@ -241,18 +241,18 @@
                 <wp:inline>
                   <wp:extent cx="152400" cy="152400"/>
                   <wp:effectExtent b="0" l="0" r="0" t="0"/>
-                  <wp:docPr descr="" title="" id="21" name="Picture"/>
+                  <wp:docPr descr="" title="" id="10" name="Picture"/>
                   <a:graphic>
                     <a:graphicData uri="http://schemas.openxmlformats.org/drawingml/2006/picture">
                       <pic:pic>
                         <pic:nvPicPr>
-                          <pic:cNvPr descr="/Applications/quarto/share/formats/docx/note.png" id="22" name="Picture"/>
+                          <pic:cNvPr descr="/Applications/quarto/share/formats/docx/note.png" id="11" name="Picture"/>
                           <pic:cNvPicPr>
                             <a:picLocks noChangeArrowheads="1" noChangeAspect="1"/>
                           </pic:cNvPicPr>
                         </pic:nvPicPr>
                         <pic:blipFill>
-                          <a:blip r:embed="rId20"/>
+                          <a:blip r:embed="rId9"/>
                           <a:stretch>
                             <a:fillRect/>
                           </a:stretch>
@@ -475,18 +475,18 @@
                 <wp:inline>
                   <wp:extent cx="152400" cy="152400"/>
                   <wp:effectExtent b="0" l="0" r="0" t="0"/>
-                  <wp:docPr descr="" title="" id="23" name="Picture"/>
+                  <wp:docPr descr="" title="" id="12" name="Picture"/>
                   <a:graphic>
                     <a:graphicData uri="http://schemas.openxmlformats.org/drawingml/2006/picture">
                       <pic:pic>
                         <pic:nvPicPr>
-                          <pic:cNvPr descr="/Applications/quarto/share/formats/docx/note.png" id="24" name="Picture"/>
+                          <pic:cNvPr descr="/Applications/quarto/share/formats/docx/note.png" id="13" name="Picture"/>
                           <pic:cNvPicPr>
                             <a:picLocks noChangeArrowheads="1" noChangeAspect="1"/>
                           </pic:cNvPicPr>
                         </pic:nvPicPr>
                         <pic:blipFill>
-                          <a:blip r:embed="rId20"/>
+                          <a:blip r:embed="rId9"/>
                           <a:stretch>
                             <a:fillRect/>
                           </a:stretch>
@@ -912,18 +912,18 @@
                 <wp:inline>
                   <wp:extent cx="152400" cy="152400"/>
                   <wp:effectExtent b="0" l="0" r="0" t="0"/>
-                  <wp:docPr descr="" title="" id="26" name="Picture"/>
+                  <wp:docPr descr="" title="" id="15" name="Picture"/>
                   <a:graphic>
                     <a:graphicData uri="http://schemas.openxmlformats.org/drawingml/2006/picture">
                       <pic:pic>
                         <pic:nvPicPr>
-                          <pic:cNvPr descr="/Applications/quarto/share/formats/docx/tip.png" id="27" name="Picture"/>
+                          <pic:cNvPr descr="/Applications/quarto/share/formats/docx/tip.png" id="16" name="Picture"/>
                           <pic:cNvPicPr>
                             <a:picLocks noChangeArrowheads="1" noChangeAspect="1"/>
                           </pic:cNvPicPr>
                         </pic:nvPicPr>
                         <pic:blipFill>
-                          <a:blip r:embed="rId25"/>
+                          <a:blip r:embed="rId14"/>
                           <a:stretch>
                             <a:fillRect/>
                           </a:stretch>
@@ -2677,18 +2677,18 @@
                 <wp:inline>
                   <wp:extent cx="152400" cy="152400"/>
                   <wp:effectExtent b="0" l="0" r="0" t="0"/>
-                  <wp:docPr descr="" title="" id="28" name="Picture"/>
+                  <wp:docPr descr="" title="" id="17" name="Picture"/>
                   <a:graphic>
                     <a:graphicData uri="http://schemas.openxmlformats.org/drawingml/2006/picture">
                       <pic:pic>
                         <pic:nvPicPr>
-                          <pic:cNvPr descr="/Applications/quarto/share/formats/docx/note.png" id="29" name="Picture"/>
+                          <pic:cNvPr descr="/Applications/quarto/share/formats/docx/note.png" id="18" name="Picture"/>
                           <pic:cNvPicPr>
                             <a:picLocks noChangeArrowheads="1" noChangeAspect="1"/>
                           </pic:cNvPicPr>
                         </pic:nvPicPr>
                         <pic:blipFill>
-                          <a:blip r:embed="rId20"/>
+                          <a:blip r:embed="rId9"/>
                           <a:stretch>
                             <a:fillRect/>
                           </a:stretch>
@@ -3245,7 +3245,7 @@
         </w:tc>
       </w:tr>
     </w:tbl>
-    <w:bookmarkStart w:id="35" w:name="further-reading"/>
+    <w:bookmarkStart w:id="24" w:name="further-reading"/>
     <w:p>
       <w:pPr>
         <w:pStyle w:val="Heading1"/>
@@ -3258,7 +3258,7 @@
       <w:pPr>
         <w:pStyle w:val="FirstParagraph"/>
       </w:pPr>
-      <w:hyperlink r:id="rId30">
+      <w:hyperlink r:id="rId19">
         <w:r>
           <w:rPr>
             <w:rStyle w:val="Hyperlink"/>
@@ -3269,7 +3269,7 @@
       <w:r>
         <w:t xml:space="preserve"> </w:t>
       </w:r>
-      <w:hyperlink r:id="rId31">
+      <w:hyperlink r:id="rId20">
         <w:r>
           <w:rPr>
             <w:rStyle w:val="Hyperlink"/>
@@ -3280,7 +3280,7 @@
       <w:r>
         <w:t xml:space="preserve"> </w:t>
       </w:r>
-      <w:hyperlink r:id="rId32">
+      <w:hyperlink r:id="rId21">
         <w:r>
           <w:rPr>
             <w:rStyle w:val="Hyperlink"/>
@@ -3289,7 +3289,7 @@
         </w:r>
       </w:hyperlink>
     </w:p>
-    <w:bookmarkStart w:id="34" w:name="version-history"/>
+    <w:bookmarkStart w:id="23" w:name="version-history"/>
     <w:p>
       <w:pPr>
         <w:pStyle w:val="Heading2"/>
@@ -3310,7 +3310,7 @@
       <w:pPr>
         <w:pStyle w:val="BodyText"/>
       </w:pPr>
-      <w:hyperlink r:id="rId33">
+      <w:hyperlink r:id="rId22">
         <w:r>
           <w:rPr>
             <w:rStyle w:val="Hyperlink"/>
@@ -3319,8 +3319,8 @@
         </w:r>
       </w:hyperlink>
     </w:p>
-    <w:bookmarkEnd w:id="34"/>
-    <w:bookmarkEnd w:id="35"/>
+    <w:bookmarkEnd w:id="23"/>
+    <w:bookmarkEnd w:id="24"/>
     <w:sectPr>
       <w:pgSz w:h="15840" w:w="12240"/>
       <w:pgMar w:bottom="1440" w:footer="720" w:gutter="0" w:header="720" w:left="1440" w:right="1440" w:top="1440"/>
